--- a/guj/docx/023.content.docx
+++ b/guj/docx/023.content.docx
@@ -435,18 +435,12 @@
           <w:lang w:val="gu_IN" w:bidi="gu_IN"/>
         </w:rPr>
       </w:r>
-      <w:hyperlink r:id="rId13">
-        <w:r>
-          <w:rPr>
-            <w:lang w:val="gu_IN" w:bidi="gu_IN"/>
-          </w:rPr>
-          <w:rPr>
-            <w:color w:val="0000EE"/>
-            <w:u w:val="single"/>
-          </w:rPr>
-          <w:t>2 રાજા 18:4–5</w:t>
-        </w:r>
-      </w:hyperlink>
+      <w:r>
+        <w:rPr>
+          <w:lang w:val="gu_IN" w:bidi="gu_IN"/>
+        </w:rPr>
+        <w:t>2 રાજા 18:4–5</w:t>
+      </w:r>
     </w:p>
     <w:p>
       <w:pPr>
@@ -459,18 +453,12 @@
           <w:lang w:val="gu_IN" w:bidi="gu_IN"/>
         </w:rPr>
       </w:r>
-      <w:hyperlink r:id="rId14">
-        <w:r>
-          <w:rPr>
-            <w:lang w:val="gu_IN" w:bidi="gu_IN"/>
-          </w:rPr>
-          <w:rPr>
-            <w:color w:val="0000EE"/>
-            <w:u w:val="single"/>
-          </w:rPr>
-          <w:t>નિર્ગમન 13:19–22</w:t>
-        </w:r>
-      </w:hyperlink>
+      <w:r>
+        <w:rPr>
+          <w:lang w:val="gu_IN" w:bidi="gu_IN"/>
+        </w:rPr>
+        <w:t>નિર્ગમન 13:19–22</w:t>
+      </w:r>
     </w:p>
     <w:p>
       <w:pPr>
@@ -483,18 +471,12 @@
           <w:lang w:val="gu_IN" w:bidi="gu_IN"/>
         </w:rPr>
       </w:r>
-      <w:hyperlink r:id="rId15">
-        <w:r>
-          <w:rPr>
-            <w:lang w:val="gu_IN" w:bidi="gu_IN"/>
-          </w:rPr>
-          <w:rPr>
-            <w:color w:val="0000EE"/>
-            <w:u w:val="single"/>
-          </w:rPr>
-          <w:t>નિર્ગમન 33:7–9</w:t>
-        </w:r>
-      </w:hyperlink>
+      <w:r>
+        <w:rPr>
+          <w:lang w:val="gu_IN" w:bidi="gu_IN"/>
+        </w:rPr>
+        <w:t>નિર્ગમન 33:7–9</w:t>
+      </w:r>
     </w:p>
     <w:p>
       <w:pPr>
@@ -507,18 +489,12 @@
           <w:lang w:val="gu_IN" w:bidi="gu_IN"/>
         </w:rPr>
       </w:r>
-      <w:hyperlink r:id="rId16">
-        <w:r>
-          <w:rPr>
-            <w:lang w:val="gu_IN" w:bidi="gu_IN"/>
-          </w:rPr>
-          <w:rPr>
-            <w:color w:val="0000EE"/>
-            <w:u w:val="single"/>
-          </w:rPr>
-          <w:t>ઉત્પત્તિ 31:4–47</w:t>
-        </w:r>
-      </w:hyperlink>
+      <w:r>
+        <w:rPr>
+          <w:lang w:val="gu_IN" w:bidi="gu_IN"/>
+        </w:rPr>
+        <w:t>ઉત્પત્તિ 31:4–47</w:t>
+      </w:r>
     </w:p>
     <w:p>
       <w:pPr>
@@ -531,18 +507,12 @@
           <w:lang w:val="gu_IN" w:bidi="gu_IN"/>
         </w:rPr>
       </w:r>
-      <w:hyperlink r:id="rId17">
-        <w:r>
-          <w:rPr>
-            <w:lang w:val="gu_IN" w:bidi="gu_IN"/>
-          </w:rPr>
-          <w:rPr>
-            <w:color w:val="0000EE"/>
-            <w:u w:val="single"/>
-          </w:rPr>
-          <w:t>નીતિવચનો 9:1–2</w:t>
-        </w:r>
-      </w:hyperlink>
+      <w:r>
+        <w:rPr>
+          <w:lang w:val="gu_IN" w:bidi="gu_IN"/>
+        </w:rPr>
+        <w:t>નીતિવચનો 9:1–2</w:t>
+      </w:r>
     </w:p>
     <w:p>
       <w:pPr>
@@ -818,18 +788,12 @@
           <w:lang w:val="gu_IN" w:bidi="gu_IN"/>
         </w:rPr>
       </w:r>
-      <w:hyperlink r:id="rId18">
-        <w:r>
-          <w:rPr>
-            <w:lang w:val="gu_IN" w:bidi="gu_IN"/>
-          </w:rPr>
-          <w:rPr>
-            <w:color w:val="0000EE"/>
-            <w:u w:val="single"/>
-          </w:rPr>
-          <w:t>2થેસ્સલોનીકી 1:1–2</w:t>
-        </w:r>
-      </w:hyperlink>
+      <w:r>
+        <w:rPr>
+          <w:lang w:val="gu_IN" w:bidi="gu_IN"/>
+        </w:rPr>
+        <w:t>2થેસ્સલોનીકી 1:1–2</w:t>
+      </w:r>
     </w:p>
     <w:p>
       <w:pPr>
@@ -842,18 +806,12 @@
           <w:lang w:val="gu_IN" w:bidi="gu_IN"/>
         </w:rPr>
       </w:r>
-      <w:hyperlink r:id="rId19">
-        <w:r>
-          <w:rPr>
-            <w:lang w:val="gu_IN" w:bidi="gu_IN"/>
-          </w:rPr>
-          <w:rPr>
-            <w:color w:val="0000EE"/>
-            <w:u w:val="single"/>
-          </w:rPr>
-          <w:t>2 તિમોથી 4:9–10</w:t>
-        </w:r>
-      </w:hyperlink>
+      <w:r>
+        <w:rPr>
+          <w:lang w:val="gu_IN" w:bidi="gu_IN"/>
+        </w:rPr>
+        <w:t>2 તિમોથી 4:9–10</w:t>
+      </w:r>
     </w:p>
     <w:p>
       <w:pPr>
@@ -866,18 +824,12 @@
           <w:lang w:val="gu_IN" w:bidi="gu_IN"/>
         </w:rPr>
       </w:r>
-      <w:hyperlink r:id="rId20">
-        <w:r>
-          <w:rPr>
-            <w:lang w:val="gu_IN" w:bidi="gu_IN"/>
-          </w:rPr>
-          <w:rPr>
-            <w:color w:val="0000EE"/>
-            <w:u w:val="single"/>
-          </w:rPr>
-          <w:t>પ્રેરિતોનાં કૃત્યો 17:1–2</w:t>
-        </w:r>
-      </w:hyperlink>
+      <w:r>
+        <w:rPr>
+          <w:lang w:val="gu_IN" w:bidi="gu_IN"/>
+        </w:rPr>
+        <w:t>પ્રેરિતોનાં કૃત્યો 17:1–2</w:t>
+      </w:r>
     </w:p>
     <w:p>
       <w:pPr>
@@ -890,18 +842,12 @@
           <w:lang w:val="gu_IN" w:bidi="gu_IN"/>
         </w:rPr>
       </w:r>
-      <w:hyperlink r:id="rId21">
-        <w:r>
-          <w:rPr>
-            <w:lang w:val="gu_IN" w:bidi="gu_IN"/>
-          </w:rPr>
-          <w:rPr>
-            <w:color w:val="0000EE"/>
-            <w:u w:val="single"/>
-          </w:rPr>
-          <w:t>ફિલિપી 4:14–17</w:t>
-        </w:r>
-      </w:hyperlink>
+      <w:r>
+        <w:rPr>
+          <w:lang w:val="gu_IN" w:bidi="gu_IN"/>
+        </w:rPr>
+        <w:t>ફિલિપી 4:14–17</w:t>
+      </w:r>
     </w:p>
     <w:p>
       <w:pPr>
@@ -1145,18 +1091,12 @@
           <w:lang w:val="gu_IN" w:bidi="gu_IN"/>
         </w:rPr>
       </w:r>
-      <w:hyperlink r:id="rId22">
-        <w:r>
-          <w:rPr>
-            <w:lang w:val="gu_IN" w:bidi="gu_IN"/>
-          </w:rPr>
-          <w:rPr>
-            <w:color w:val="0000EE"/>
-            <w:u w:val="single"/>
-          </w:rPr>
-          <w:t>પ્રેરિતોનાં કૃત્યો 1:12–14</w:t>
-        </w:r>
-      </w:hyperlink>
+      <w:r>
+        <w:rPr>
+          <w:lang w:val="gu_IN" w:bidi="gu_IN"/>
+        </w:rPr>
+        <w:t>પ્રેરિતોનાં કૃત્યો 1:12–14</w:t>
+      </w:r>
     </w:p>
     <w:p>
       <w:pPr>
@@ -1169,18 +1109,12 @@
           <w:lang w:val="gu_IN" w:bidi="gu_IN"/>
         </w:rPr>
       </w:r>
-      <w:hyperlink r:id="rId23">
-        <w:r>
-          <w:rPr>
-            <w:lang w:val="gu_IN" w:bidi="gu_IN"/>
-          </w:rPr>
-          <w:rPr>
-            <w:color w:val="0000EE"/>
-            <w:u w:val="single"/>
-          </w:rPr>
-          <w:t>યોહાન 11:15–16</w:t>
-        </w:r>
-      </w:hyperlink>
+      <w:r>
+        <w:rPr>
+          <w:lang w:val="gu_IN" w:bidi="gu_IN"/>
+        </w:rPr>
+        <w:t>યોહાન 11:15–16</w:t>
+      </w:r>
     </w:p>
     <w:p>
       <w:pPr>
@@ -1193,18 +1127,12 @@
           <w:lang w:val="gu_IN" w:bidi="gu_IN"/>
         </w:rPr>
       </w:r>
-      <w:hyperlink r:id="rId24">
-        <w:r>
-          <w:rPr>
-            <w:lang w:val="gu_IN" w:bidi="gu_IN"/>
-          </w:rPr>
-          <w:rPr>
-            <w:color w:val="0000EE"/>
-            <w:u w:val="single"/>
-          </w:rPr>
-          <w:t>લુક 6:14–16</w:t>
-        </w:r>
-      </w:hyperlink>
+      <w:r>
+        <w:rPr>
+          <w:lang w:val="gu_IN" w:bidi="gu_IN"/>
+        </w:rPr>
+        <w:t>લુક 6:14–16</w:t>
+      </w:r>
     </w:p>
     <w:p>
       <w:pPr>
@@ -1217,18 +1145,12 @@
           <w:lang w:val="gu_IN" w:bidi="gu_IN"/>
         </w:rPr>
       </w:r>
-      <w:hyperlink r:id="rId25">
-        <w:r>
-          <w:rPr>
-            <w:lang w:val="gu_IN" w:bidi="gu_IN"/>
-          </w:rPr>
-          <w:rPr>
-            <w:color w:val="0000EE"/>
-            <w:u w:val="single"/>
-          </w:rPr>
-          <w:t>માર્ક 3:17–19</w:t>
-        </w:r>
-      </w:hyperlink>
+      <w:r>
+        <w:rPr>
+          <w:lang w:val="gu_IN" w:bidi="gu_IN"/>
+        </w:rPr>
+        <w:t>માર્ક 3:17–19</w:t>
+      </w:r>
     </w:p>
     <w:p>
       <w:pPr>
@@ -1241,18 +1163,12 @@
           <w:lang w:val="gu_IN" w:bidi="gu_IN"/>
         </w:rPr>
       </w:r>
-      <w:hyperlink r:id="rId26">
-        <w:r>
-          <w:rPr>
-            <w:lang w:val="gu_IN" w:bidi="gu_IN"/>
-          </w:rPr>
-          <w:rPr>
-            <w:color w:val="0000EE"/>
-            <w:u w:val="single"/>
-          </w:rPr>
-          <w:t>માથ્થી 10:2–4</w:t>
-        </w:r>
-      </w:hyperlink>
+      <w:r>
+        <w:rPr>
+          <w:lang w:val="gu_IN" w:bidi="gu_IN"/>
+        </w:rPr>
+        <w:t>માથ્થી 10:2–4</w:t>
+      </w:r>
     </w:p>
     <w:p>
       <w:pPr>
